--- a/source/Сезон 6_Все публикации_Английский через истории_ФИНАЛ.docx
+++ b/source/Сезон 6_Все публикации_Английский через истории_ФИНАЛ.docx
@@ -18211,7 +18211,7 @@
         <w:rPr>
           <w:lang w:val="ru-RU"/>
         </w:rPr>
-        <w:t>Посмотрите на фотографию недели ещё раз. На рабочем столе спряталась маленькая подсказка к теме встреч.</w:t>
+        <w:t>Посмотрите на фотографию недели ещё раз. Найдите маленькую деталь, которая повторяет время встречи из утреннего диалога.</w:t>
       </w:r>
     </w:p>
     <w:p>
@@ -18264,7 +18264,7 @@
           <w:b/>
           <w:lang w:val="ru-RU"/>
         </w:rPr>
-        <w:t>Который час показывают маленькие настольные часы?</w:t>
+        <w:t>Какая английская фраза соответствует времени на спрятанных часах?</w:t>
       </w:r>
     </w:p>
     <w:p>
@@ -18284,7 +18284,7 @@
         <w:rPr>
           <w:lang w:val="ru-RU"/>
         </w:rPr>
-        <w:t xml:space="preserve"> 10:00.</w:t>
+        <w:t xml:space="preserve"> It’s ten o’clock.</w:t>
       </w:r>
     </w:p>
     <w:p>
@@ -18304,7 +18304,7 @@
         <w:rPr>
           <w:lang w:val="ru-RU"/>
         </w:rPr>
-        <w:t xml:space="preserve"> 11:00.</w:t>
+        <w:t xml:space="preserve"> It’s eleven o’clock.</w:t>
       </w:r>
     </w:p>
     <w:p>
@@ -18324,7 +18324,7 @@
         <w:rPr>
           <w:lang w:val="ru-RU"/>
         </w:rPr>
-        <w:t xml:space="preserve"> 12:00.</w:t>
+        <w:t xml:space="preserve"> It’s twelve o’clock.</w:t>
       </w:r>
     </w:p>
     <w:p>
